--- a/tillsyn/A 875-2026 tillsynsbegäran.docx
+++ b/tillsyn/A 875-2026 tillsynsbegäran.docx
@@ -285,7 +285,7 @@
     <w:r>
       <w:tab/>
       <w:tab/>
-      <w:t>2026-06-18</w:t>
+      <w:t>2026-06-19</w:t>
       <w:br/>
       <w:br/>
     </w:r>

--- a/tillsyn/A 875-2026 tillsynsbegäran.docx
+++ b/tillsyn/A 875-2026 tillsynsbegäran.docx
@@ -285,7 +285,7 @@
     <w:r>
       <w:tab/>
       <w:tab/>
-      <w:t>2026-06-19</w:t>
+      <w:t>2026-06-20</w:t>
       <w:br/>
       <w:br/>
     </w:r>

--- a/tillsyn/A 875-2026 tillsynsbegäran.docx
+++ b/tillsyn/A 875-2026 tillsynsbegäran.docx
@@ -12,10 +12,7 @@
     </w:p>
     <w:p>
       <w:r>
-        <w:t>Detta dokument behandlar höga naturvärden i avverkningsanmälan A 875-2026 i Tanums kommun som inkom 2026-01-07 och omfattar 1,6 ha.</w:t>
-      </w:r>
-      <w:r>
-        <w:t xml:space="preserve"> I Figur 1 visas fyndplatser för naturvårdsarter i området, som finns registrerade på Artportalen.</w:t>
+        <w:t>Denna tillsynsbegäran behandlar höga naturvärden i avverkningsanmälan A 875-2026 i Tanums kommun som inkom 2026-01-07 och omfattar 1,6 ha.</w:t>
       </w:r>
     </w:p>
     <w:p>
@@ -63,7 +60,20 @@
         <w:spacing w:after="240"/>
       </w:pPr>
       <w:r>
-        <w:t>Figur 1. Fyndplatser för naturvårdsarter inom 17 meter från avverkningsanmälan (röd linje). Inom parentes anges rödlistekategorier, S för signalarter, Tför typiska arter och fridlysningsparagrafer i artskyddsförordningen.Markörer utan svart kant är placerade på fyndplatsen. Markörer med svart kant är placerade vid sidan av fyndplatsen och har ett svart streck som visar fyndplatsens exakta position. Kartans mittpunktskoordinat är N 6513158, E 290214 i SWEREF 99 TM.</w:t>
+        <w:t>Figur 1. Fyndplatser för naturvårdsarter inom 17 meter från avverkningsanmälan. Markörer utan svart kant är placerade på fyndplatsen. Markörer med svart kant är placerade vid sidan av fyndplatsen har ett svart streck som visar fyndplatsens exakta position. Kartans mittpunktskoordinat är N 6513158, E 290214 i SWEREF 99 TM.</w:t>
+      </w:r>
+    </w:p>
+    <w:p>
+      <w:r>
+        <w:t>Inom 17 meter från avverkningsanmälan finns fynd av 8 naturvårdsarter, varav 4 är rödlistade, 8 är fridlysta och 1 är typisk (T): tornseglare (VU, §4), gulsparv (NT, §4), ladusvala (NT, §4), sädesärla (NT, §4), nattskärra (T, §4), buskskvätta (§4), kråka (§4) och kungsfågel (§4). Se Figur 1.</w:t>
+      </w:r>
+    </w:p>
+    <w:p>
+      <w:pPr>
+        <w:pStyle w:val="Heading1"/>
+      </w:pPr>
+      <w:r>
+        <w:t>Tillsynsbegäran</w:t>
       </w:r>
     </w:p>
     <w:p>
@@ -77,53 +87,27 @@
       </w:r>
     </w:p>
     <w:p>
-      <w:r>
-        <w:t>Nedan beskrivs fynd av naturvårdsarter och fridlysta arter som gjorts i det avverkningsanmälda området.</w:t>
-      </w:r>
-    </w:p>
-    <w:p>
       <w:pPr>
         <w:pStyle w:val="Heading1"/>
       </w:pPr>
       <w:r>
-        <w:t>Naturvårdsarter</w:t>
+        <w:t>Naturvårdsarter och fridlysta arter</w:t>
       </w:r>
     </w:p>
     <w:p>
       <w:r>
-        <w:t>Inom 17 meter från avverkningsanmälan har följande 8 naturvårdsarter hittats: tornseglare (VU, §4), gulsparv (NT, §4), ladusvala (NT, §4), sädesärla (NT, §4), nattskärra (T, §4), buskskvätta (§4), kråka (§4) och kungsfågel (§4). Av dessa är 4 rödlistade. För rödlistade arter har rödlistekategorin angivits inom parentes. Typiska arter inom Natura 2000 som är kopplade till skogsekosystem har markerats med (T). För fridlysta arter anges även paragrafen i Artskyddsförordningen som arten är fridlyst enligt.</w:t>
+        <w:t>Nedan följer beskrivningar av de naturvårdsarter och fridlysta arter som har sina livsmiljöer och växtplatser i den avverkningsanmälda skogen. De påträffade naturvårdsarterna är ett tydligt kvitto på att det rör sig om en skog med höga naturvärden.</w:t>
       </w:r>
     </w:p>
     <w:p>
       <w:r>
-        <w:t>De påträffade naturvårdsarterna är ett tydligt kvitto på att det rör sig om en skog med höga naturvärden.</w:t>
-      </w:r>
-    </w:p>
-    <w:p>
-      <w:pPr>
-        <w:pStyle w:val="Heading2"/>
-      </w:pPr>
-      <w:r>
-        <w:t>Fridlysta arter</w:t>
-      </w:r>
-    </w:p>
-    <w:p>
-      <w:r>
-        <w:t>Följande fridlysta arter har sina livsmiljöer och växtplatser i den avverkningsanmälda skogen: tornseglare (VU, §4), gulsparv (NT, §4), ladusvala (NT, §4), sädesärla (NT, §4), nattskärra (T, §4), buskskvätta (§4), kråka (§4) och kungsfågel (§4).</w:t>
-      </w:r>
-    </w:p>
-    <w:p>
-      <w:r>
-        <w:t xml:space="preserve">Observera att medlemsländerna är skyldiga att agera i enlighet med EU:s fågeldirektiv där det uttryckligen står att direktivet gäller för fåglar samt för deras ägg, bon och </w:t>
-      </w:r>
-      <w:r>
         <w:rPr>
           <w:b/>
         </w:rPr>
-        <w:t xml:space="preserve">livsmiljöer </w:t>
+        <w:t>Tornseglare (VU, §4)</w:t>
       </w:r>
       <w:r>
-        <w:t>(artikel 1). Vidare att de åtgärder som vidtas inte får leda till en försämring av den nuvarande situationen beträffande bevarandet av de fågelarter som avses i artikel 1 (artikel 13). Fågeldirektivet är styrande för tillsynsansvariga myndigheters ärendehantering, ställningstaganden och beslutsfattande.</w:t>
+        <w:t xml:space="preserve"> har minskat med 40 (30–50) % under de senaste 24 åren och minskningstakten överstiger gränsvärdet för sårbar (VU). Tornseglaren är en typisk hålhäckare som numera huvudsakligen är knuten till mänsklig bebyggelse. En mindre andel av beståndet häckar i mer ursprungliga miljöer, i första hand i gamla hackspetthål (främst spillkråkehål) och andra typer av håligheter i träd, men även i klippskrevor. I de inre delarna av de två nordligaste länen (Lappland) häckar den huvudsakligen i ren skogsmiljö, framförallt i gammal gles tallskog. För de tornseglare som häckar i träd i Norrlands inland har situationen sannolikt försämrats till följd av minskad mängd hålträd och av stora arealer tät produktionsskog. När arten förekommer i sluten skog handlar det ofta om skyddsvärda skogsmiljöer med äldre tallskog av naturskogskaraktär (SLU Artdatabanken, 2026; Skogsstyrelsen, 2016).</w:t>
       </w:r>
     </w:p>
     <w:p>
@@ -147,14 +131,25 @@
       </w:r>
     </w:p>
     <w:p>
+      <w:pPr>
+        <w:pStyle w:val="Heading1"/>
+      </w:pPr>
+      <w:r>
+        <w:t>EU:s fågeldirektiv</w:t>
+      </w:r>
+    </w:p>
+    <w:p>
+      <w:r>
+        <w:t xml:space="preserve">Europeiska unionens medlemsländer är skyldiga att agera i enlighet med EU:s fågeldirektiv där det uttryckligen står att direktivet gäller för fåglar samt för deras ägg, bon och </w:t>
+      </w:r>
       <w:r>
         <w:rPr>
           <w:b/>
         </w:rPr>
-        <w:t>Tornseglare (VU, §4)</w:t>
+        <w:t xml:space="preserve">livsmiljöer </w:t>
       </w:r>
       <w:r>
-        <w:t xml:space="preserve"> har minskat med 40 (30–50) % under de senaste 24 åren och minskningstakten överstiger gränsvärdet för sårbar (VU). Tornseglaren är en typisk hålhäckare som numera huvudsakligen är knuten till mänsklig bebyggelse. En mindre andel av beståndet häckar i mer ursprungliga miljöer, i första hand i gamla hackspetthål (främst spillkråkehål) och andra typer av håligheter i träd, men även i klippskrevor. I de inre delarna av de två nordligaste länen (Lappland) häckar den huvudsakligen i ren skogsmiljö, framförallt i gammal gles tallskog. För de tornseglare som häckar i träd i Norrlands inland har situationen sannolikt försämrats till följd av minskad mängd hålträd och av stora arealer tät produktionsskog. När arten förekommer i sluten skog handlar det ofta om skyddsvärda skogsmiljöer med äldre tallskog av naturskogskaraktär (SLU Artdatabanken, 2026; Skogsstyrelsen, 2016).</w:t>
+        <w:t>(artikel 1). Vidare att de åtgärder som vidtas inte får leda till en försämring av den nuvarande situationen beträffande bevarandet av de fågelarter som avses i artikel 1 (artikel 13). Fågeldirektivet är styrande för tillsynsansvariga myndigheters ärendehantering, ställningstaganden och beslutsfattande.</w:t>
       </w:r>
     </w:p>
     <w:sectPr>
@@ -285,7 +280,7 @@
     <w:r>
       <w:tab/>
       <w:tab/>
-      <w:t>2026-06-20</w:t>
+      <w:t>2026-06-21</w:t>
       <w:br/>
       <w:br/>
     </w:r>

--- a/tillsyn/A 875-2026 tillsynsbegäran.docx
+++ b/tillsyn/A 875-2026 tillsynsbegäran.docx
@@ -280,7 +280,7 @@
     <w:r>
       <w:tab/>
       <w:tab/>
-      <w:t>2026-06-21</w:t>
+      <w:t>2026-06-22</w:t>
       <w:br/>
       <w:br/>
     </w:r>

--- a/tillsyn/A 875-2026 tillsynsbegäran.docx
+++ b/tillsyn/A 875-2026 tillsynsbegäran.docx
@@ -280,7 +280,7 @@
     <w:r>
       <w:tab/>
       <w:tab/>
-      <w:t>2026-06-22</w:t>
+      <w:t>2026-06-23</w:t>
       <w:br/>
       <w:br/>
     </w:r>

--- a/tillsyn/A 875-2026 tillsynsbegäran.docx
+++ b/tillsyn/A 875-2026 tillsynsbegäran.docx
@@ -280,7 +280,7 @@
     <w:r>
       <w:tab/>
       <w:tab/>
-      <w:t>2026-06-23</w:t>
+      <w:t>2026-06-24</w:t>
       <w:br/>
       <w:br/>
     </w:r>

--- a/tillsyn/A 875-2026 tillsynsbegäran.docx
+++ b/tillsyn/A 875-2026 tillsynsbegäran.docx
@@ -280,7 +280,7 @@
     <w:r>
       <w:tab/>
       <w:tab/>
-      <w:t>2026-06-24</w:t>
+      <w:t>2026-06-25</w:t>
       <w:br/>
       <w:br/>
     </w:r>

--- a/tillsyn/A 875-2026 tillsynsbegäran.docx
+++ b/tillsyn/A 875-2026 tillsynsbegäran.docx
@@ -280,7 +280,7 @@
     <w:r>
       <w:tab/>
       <w:tab/>
-      <w:t>2026-06-25</w:t>
+      <w:t>2026-06-26</w:t>
       <w:br/>
       <w:br/>
     </w:r>

--- a/tillsyn/A 875-2026 tillsynsbegäran.docx
+++ b/tillsyn/A 875-2026 tillsynsbegäran.docx
@@ -280,7 +280,7 @@
     <w:r>
       <w:tab/>
       <w:tab/>
-      <w:t>2026-06-26</w:t>
+      <w:t>2026-06-27</w:t>
       <w:br/>
       <w:br/>
     </w:r>

--- a/tillsyn/A 875-2026 tillsynsbegäran.docx
+++ b/tillsyn/A 875-2026 tillsynsbegäran.docx
@@ -280,7 +280,7 @@
     <w:r>
       <w:tab/>
       <w:tab/>
-      <w:t>2026-06-27</w:t>
+      <w:t>2026-06-28</w:t>
       <w:br/>
       <w:br/>
     </w:r>

--- a/tillsyn/A 875-2026 tillsynsbegäran.docx
+++ b/tillsyn/A 875-2026 tillsynsbegäran.docx
@@ -280,7 +280,7 @@
     <w:r>
       <w:tab/>
       <w:tab/>
-      <w:t>2026-06-28</w:t>
+      <w:t>2026-06-29</w:t>
       <w:br/>
       <w:br/>
     </w:r>

--- a/tillsyn/A 875-2026 tillsynsbegäran.docx
+++ b/tillsyn/A 875-2026 tillsynsbegäran.docx
@@ -280,7 +280,7 @@
     <w:r>
       <w:tab/>
       <w:tab/>
-      <w:t>2026-06-29</w:t>
+      <w:t>2026-06-30</w:t>
       <w:br/>
       <w:br/>
     </w:r>

--- a/tillsyn/A 875-2026 tillsynsbegäran.docx
+++ b/tillsyn/A 875-2026 tillsynsbegäran.docx
@@ -280,7 +280,7 @@
     <w:r>
       <w:tab/>
       <w:tab/>
-      <w:t>2026-06-30</w:t>
+      <w:t>2026-07-01</w:t>
       <w:br/>
       <w:br/>
     </w:r>

--- a/tillsyn/A 875-2026 tillsynsbegäran.docx
+++ b/tillsyn/A 875-2026 tillsynsbegäran.docx
@@ -280,7 +280,7 @@
     <w:r>
       <w:tab/>
       <w:tab/>
-      <w:t>2026-07-01</w:t>
+      <w:t>2026-07-02</w:t>
       <w:br/>
       <w:br/>
     </w:r>

--- a/tillsyn/A 875-2026 tillsynsbegäran.docx
+++ b/tillsyn/A 875-2026 tillsynsbegäran.docx
@@ -280,7 +280,7 @@
     <w:r>
       <w:tab/>
       <w:tab/>
-      <w:t>2026-07-13</w:t>
+      <w:t>2026-07-14</w:t>
       <w:br/>
       <w:br/>
     </w:r>

--- a/tillsyn/A 875-2026 tillsynsbegäran.docx
+++ b/tillsyn/A 875-2026 tillsynsbegäran.docx
@@ -280,7 +280,7 @@
     <w:r>
       <w:tab/>
       <w:tab/>
-      <w:t>2026-07-14</w:t>
+      <w:t>2026-07-15</w:t>
       <w:br/>
       <w:br/>
     </w:r>

--- a/tillsyn/A 875-2026 tillsynsbegäran.docx
+++ b/tillsyn/A 875-2026 tillsynsbegäran.docx
@@ -280,7 +280,7 @@
     <w:r>
       <w:tab/>
       <w:tab/>
-      <w:t>2026-07-15</w:t>
+      <w:t>2026-07-16</w:t>
       <w:br/>
       <w:br/>
     </w:r>

--- a/tillsyn/A 875-2026 tillsynsbegäran.docx
+++ b/tillsyn/A 875-2026 tillsynsbegäran.docx
@@ -280,7 +280,7 @@
     <w:r>
       <w:tab/>
       <w:tab/>
-      <w:t>2026-07-16</w:t>
+      <w:t>2026-07-17</w:t>
       <w:br/>
       <w:br/>
     </w:r>

--- a/tillsyn/A 875-2026 tillsynsbegäran.docx
+++ b/tillsyn/A 875-2026 tillsynsbegäran.docx
@@ -280,7 +280,7 @@
     <w:r>
       <w:tab/>
       <w:tab/>
-      <w:t>2026-07-17</w:t>
+      <w:t>2026-07-18</w:t>
       <w:br/>
       <w:br/>
     </w:r>

--- a/tillsyn/A 875-2026 tillsynsbegäran.docx
+++ b/tillsyn/A 875-2026 tillsynsbegäran.docx
@@ -280,7 +280,7 @@
     <w:r>
       <w:tab/>
       <w:tab/>
-      <w:t>2026-07-18</w:t>
+      <w:t>2026-07-19</w:t>
       <w:br/>
       <w:br/>
     </w:r>

--- a/tillsyn/A 875-2026 tillsynsbegäran.docx
+++ b/tillsyn/A 875-2026 tillsynsbegäran.docx
@@ -280,7 +280,7 @@
     <w:r>
       <w:tab/>
       <w:tab/>
-      <w:t>2026-07-19</w:t>
+      <w:t>2026-07-20</w:t>
       <w:br/>
       <w:br/>
     </w:r>

--- a/tillsyn/A 875-2026 tillsynsbegäran.docx
+++ b/tillsyn/A 875-2026 tillsynsbegäran.docx
@@ -280,7 +280,7 @@
     <w:r>
       <w:tab/>
       <w:tab/>
-      <w:t>2026-07-20</w:t>
+      <w:t>2026-07-21</w:t>
       <w:br/>
       <w:br/>
     </w:r>

--- a/tillsyn/A 875-2026 tillsynsbegäran.docx
+++ b/tillsyn/A 875-2026 tillsynsbegäran.docx
@@ -280,7 +280,7 @@
     <w:r>
       <w:tab/>
       <w:tab/>
-      <w:t>2026-07-21</w:t>
+      <w:t>2026-07-22</w:t>
       <w:br/>
       <w:br/>
     </w:r>

--- a/tillsyn/A 875-2026 tillsynsbegäran.docx
+++ b/tillsyn/A 875-2026 tillsynsbegäran.docx
@@ -280,7 +280,7 @@
     <w:r>
       <w:tab/>
       <w:tab/>
-      <w:t>2026-07-22</w:t>
+      <w:t>2026-07-23</w:t>
       <w:br/>
       <w:br/>
     </w:r>

--- a/tillsyn/A 875-2026 tillsynsbegäran.docx
+++ b/tillsyn/A 875-2026 tillsynsbegäran.docx
@@ -280,7 +280,7 @@
     <w:r>
       <w:tab/>
       <w:tab/>
-      <w:t>2026-07-23</w:t>
+      <w:t>2026-07-24</w:t>
       <w:br/>
       <w:br/>
     </w:r>

--- a/tillsyn/A 875-2026 tillsynsbegäran.docx
+++ b/tillsyn/A 875-2026 tillsynsbegäran.docx
@@ -280,7 +280,7 @@
     <w:r>
       <w:tab/>
       <w:tab/>
-      <w:t>2026-07-24</w:t>
+      <w:t>2026-07-25</w:t>
       <w:br/>
       <w:br/>
     </w:r>

--- a/tillsyn/A 875-2026 tillsynsbegäran.docx
+++ b/tillsyn/A 875-2026 tillsynsbegäran.docx
@@ -280,7 +280,7 @@
     <w:r>
       <w:tab/>
       <w:tab/>
-      <w:t>2026-07-25</w:t>
+      <w:t>2026-07-26</w:t>
       <w:br/>
       <w:br/>
     </w:r>

--- a/tillsyn/A 875-2026 tillsynsbegäran.docx
+++ b/tillsyn/A 875-2026 tillsynsbegäran.docx
@@ -280,7 +280,7 @@
     <w:r>
       <w:tab/>
       <w:tab/>
-      <w:t>2026-07-26</w:t>
+      <w:t>2026-07-27</w:t>
       <w:br/>
       <w:br/>
     </w:r>

--- a/tillsyn/A 875-2026 tillsynsbegäran.docx
+++ b/tillsyn/A 875-2026 tillsynsbegäran.docx
@@ -280,7 +280,7 @@
     <w:r>
       <w:tab/>
       <w:tab/>
-      <w:t>2026-07-27</w:t>
+      <w:t>2026-07-28</w:t>
       <w:br/>
       <w:br/>
     </w:r>

--- a/tillsyn/A 875-2026 tillsynsbegäran.docx
+++ b/tillsyn/A 875-2026 tillsynsbegäran.docx
@@ -280,7 +280,7 @@
     <w:r>
       <w:tab/>
       <w:tab/>
-      <w:t>2026-07-28</w:t>
+      <w:t>2026-07-29</w:t>
       <w:br/>
       <w:br/>
     </w:r>

--- a/tillsyn/A 875-2026 tillsynsbegäran.docx
+++ b/tillsyn/A 875-2026 tillsynsbegäran.docx
@@ -280,7 +280,7 @@
     <w:r>
       <w:tab/>
       <w:tab/>
-      <w:t>2026-07-29</w:t>
+      <w:t>2026-07-30</w:t>
       <w:br/>
       <w:br/>
     </w:r>

--- a/tillsyn/A 875-2026 tillsynsbegäran.docx
+++ b/tillsyn/A 875-2026 tillsynsbegäran.docx
@@ -280,7 +280,7 @@
     <w:r>
       <w:tab/>
       <w:tab/>
-      <w:t>2026-07-30</w:t>
+      <w:t>2026-07-31</w:t>
       <w:br/>
       <w:br/>
     </w:r>

--- a/tillsyn/A 875-2026 tillsynsbegäran.docx
+++ b/tillsyn/A 875-2026 tillsynsbegäran.docx
@@ -280,7 +280,7 @@
     <w:r>
       <w:tab/>
       <w:tab/>
-      <w:t>2026-07-31</w:t>
+      <w:t>2026-08-01</w:t>
       <w:br/>
       <w:br/>
     </w:r>

--- a/tillsyn/A 875-2026 tillsynsbegäran.docx
+++ b/tillsyn/A 875-2026 tillsynsbegäran.docx
@@ -280,7 +280,7 @@
     <w:r>
       <w:tab/>
       <w:tab/>
-      <w:t>2026-08-01</w:t>
+      <w:t>2026-08-02</w:t>
       <w:br/>
       <w:br/>
     </w:r>

--- a/tillsyn/A 875-2026 tillsynsbegäran.docx
+++ b/tillsyn/A 875-2026 tillsynsbegäran.docx
@@ -280,7 +280,7 @@
     <w:r>
       <w:tab/>
       <w:tab/>
-      <w:t>2026-08-02</w:t>
+      <w:t>2026-08-03</w:t>
       <w:br/>
       <w:br/>
     </w:r>

--- a/tillsyn/A 875-2026 tillsynsbegäran.docx
+++ b/tillsyn/A 875-2026 tillsynsbegäran.docx
@@ -280,7 +280,7 @@
     <w:r>
       <w:tab/>
       <w:tab/>
-      <w:t>2026-08-03</w:t>
+      <w:t>2026-08-05</w:t>
       <w:br/>
       <w:br/>
     </w:r>

--- a/tillsyn/A 875-2026 tillsynsbegäran.docx
+++ b/tillsyn/A 875-2026 tillsynsbegäran.docx
@@ -280,7 +280,7 @@
     <w:r>
       <w:tab/>
       <w:tab/>
-      <w:t>2026-08-05</w:t>
+      <w:t>2026-08-07</w:t>
       <w:br/>
       <w:br/>
     </w:r>

--- a/tillsyn/A 875-2026 tillsynsbegäran.docx
+++ b/tillsyn/A 875-2026 tillsynsbegäran.docx
@@ -280,7 +280,7 @@
     <w:r>
       <w:tab/>
       <w:tab/>
-      <w:t>2026-08-07</w:t>
+      <w:t>2026-08-08</w:t>
       <w:br/>
       <w:br/>
     </w:r>

--- a/tillsyn/A 875-2026 tillsynsbegäran.docx
+++ b/tillsyn/A 875-2026 tillsynsbegäran.docx
@@ -60,7 +60,7 @@
         <w:spacing w:after="240"/>
       </w:pPr>
       <w:r>
-        <w:t>Figur 1. Fyndplatser för naturvårdsarter inom 17 meter från avverkningsanmälan. Markörer utan svart kant är placerade på fyndplatsen. Markörer med svart kant är placerade vid sidan av fyndplatsen har ett svart streck som visar fyndplatsens exakta position. Kartans mittpunktskoordinat är N 6513158, E 290214 i SWEREF 99 TM.</w:t>
+        <w:t>Figur 1. Fyndplatser för naturvårdsarter inom 17 meter från avverkningsanmälan. Markörer utan svart kant är placerade på fyndplatsen. Markörer med svart kant är placerade vid sidan av fyndplatsen och har ett svart streck som visar fyndplatsens exakta position. Kartans mittpunktskoordinat är N 6513158, E 290214 i SWEREF 99 TM.</w:t>
       </w:r>
     </w:p>
     <w:p>
@@ -280,7 +280,7 @@
     <w:r>
       <w:tab/>
       <w:tab/>
-      <w:t>2026-08-14</w:t>
+      <w:t>2026-08-15</w:t>
       <w:br/>
       <w:br/>
     </w:r>

--- a/tillsyn/A 875-2026 tillsynsbegäran.docx
+++ b/tillsyn/A 875-2026 tillsynsbegäran.docx
@@ -280,7 +280,7 @@
     <w:r>
       <w:tab/>
       <w:tab/>
-      <w:t>2026-08-15</w:t>
+      <w:t>2026-08-16</w:t>
       <w:br/>
       <w:br/>
     </w:r>

--- a/tillsyn/A 875-2026 tillsynsbegäran.docx
+++ b/tillsyn/A 875-2026 tillsynsbegäran.docx
@@ -280,7 +280,7 @@
     <w:r>
       <w:tab/>
       <w:tab/>
-      <w:t>2026-08-16</w:t>
+      <w:t>2026-08-17</w:t>
       <w:br/>
       <w:br/>
     </w:r>

--- a/tillsyn/A 875-2026 tillsynsbegäran.docx
+++ b/tillsyn/A 875-2026 tillsynsbegäran.docx
@@ -280,7 +280,7 @@
     <w:r>
       <w:tab/>
       <w:tab/>
-      <w:t>2026-08-17</w:t>
+      <w:t>2026-08-18</w:t>
       <w:br/>
       <w:br/>
     </w:r>

--- a/tillsyn/A 875-2026 tillsynsbegäran.docx
+++ b/tillsyn/A 875-2026 tillsynsbegäran.docx
@@ -280,7 +280,7 @@
     <w:r>
       <w:tab/>
       <w:tab/>
-      <w:t>2026-08-18</w:t>
+      <w:t>2026-08-19</w:t>
       <w:br/>
       <w:br/>
     </w:r>

--- a/tillsyn/A 875-2026 tillsynsbegäran.docx
+++ b/tillsyn/A 875-2026 tillsynsbegäran.docx
@@ -280,7 +280,7 @@
     <w:r>
       <w:tab/>
       <w:tab/>
-      <w:t>2026-08-19</w:t>
+      <w:t>2026-08-20</w:t>
       <w:br/>
       <w:br/>
     </w:r>

--- a/tillsyn/A 875-2026 tillsynsbegäran.docx
+++ b/tillsyn/A 875-2026 tillsynsbegäran.docx
@@ -280,7 +280,7 @@
     <w:r>
       <w:tab/>
       <w:tab/>
-      <w:t>2026-08-20</w:t>
+      <w:t>2026-08-21</w:t>
       <w:br/>
       <w:br/>
     </w:r>

--- a/tillsyn/A 875-2026 tillsynsbegäran.docx
+++ b/tillsyn/A 875-2026 tillsynsbegäran.docx
@@ -280,7 +280,7 @@
     <w:r>
       <w:tab/>
       <w:tab/>
-      <w:t>2026-08-21</w:t>
+      <w:t>2026-08-22</w:t>
       <w:br/>
       <w:br/>
     </w:r>

--- a/tillsyn/A 875-2026 tillsynsbegäran.docx
+++ b/tillsyn/A 875-2026 tillsynsbegäran.docx
@@ -280,7 +280,7 @@
     <w:r>
       <w:tab/>
       <w:tab/>
-      <w:t>2026-08-22</w:t>
+      <w:t>2026-08-23</w:t>
       <w:br/>
       <w:br/>
     </w:r>

--- a/tillsyn/A 875-2026 tillsynsbegäran.docx
+++ b/tillsyn/A 875-2026 tillsynsbegäran.docx
@@ -280,7 +280,7 @@
     <w:r>
       <w:tab/>
       <w:tab/>
-      <w:t>2026-08-23</w:t>
+      <w:t>2026-08-24</w:t>
       <w:br/>
       <w:br/>
     </w:r>

--- a/tillsyn/A 875-2026 tillsynsbegäran.docx
+++ b/tillsyn/A 875-2026 tillsynsbegäran.docx
@@ -280,7 +280,7 @@
     <w:r>
       <w:tab/>
       <w:tab/>
-      <w:t>2026-08-24</w:t>
+      <w:t>2026-08-25</w:t>
       <w:br/>
       <w:br/>
     </w:r>

--- a/tillsyn/A 875-2026 tillsynsbegäran.docx
+++ b/tillsyn/A 875-2026 tillsynsbegäran.docx
@@ -280,7 +280,7 @@
     <w:r>
       <w:tab/>
       <w:tab/>
-      <w:t>2026-08-25</w:t>
+      <w:t>2026-08-26</w:t>
       <w:br/>
       <w:br/>
     </w:r>

--- a/tillsyn/A 875-2026 tillsynsbegäran.docx
+++ b/tillsyn/A 875-2026 tillsynsbegäran.docx
@@ -280,7 +280,7 @@
     <w:r>
       <w:tab/>
       <w:tab/>
-      <w:t>2026-08-26</w:t>
+      <w:t>2026-08-27</w:t>
       <w:br/>
       <w:br/>
     </w:r>

--- a/tillsyn/A 875-2026 tillsynsbegäran.docx
+++ b/tillsyn/A 875-2026 tillsynsbegäran.docx
@@ -280,7 +280,7 @@
     <w:r>
       <w:tab/>
       <w:tab/>
-      <w:t>2026-08-27</w:t>
+      <w:t>2026-08-28</w:t>
       <w:br/>
       <w:br/>
     </w:r>

--- a/tillsyn/A 875-2026 tillsynsbegäran.docx
+++ b/tillsyn/A 875-2026 tillsynsbegäran.docx
@@ -280,7 +280,7 @@
     <w:r>
       <w:tab/>
       <w:tab/>
-      <w:t>2026-08-28</w:t>
+      <w:t>2026-08-29</w:t>
       <w:br/>
       <w:br/>
     </w:r>

--- a/tillsyn/A 875-2026 tillsynsbegäran.docx
+++ b/tillsyn/A 875-2026 tillsynsbegäran.docx
@@ -280,7 +280,7 @@
     <w:r>
       <w:tab/>
       <w:tab/>
-      <w:t>2026-08-29</w:t>
+      <w:t>2026-08-31</w:t>
       <w:br/>
       <w:br/>
     </w:r>

--- a/tillsyn/A 875-2026 tillsynsbegäran.docx
+++ b/tillsyn/A 875-2026 tillsynsbegäran.docx
@@ -280,7 +280,7 @@
     <w:r>
       <w:tab/>
       <w:tab/>
-      <w:t>2026-08-31</w:t>
+      <w:t>2026-09-01</w:t>
       <w:br/>
       <w:br/>
     </w:r>

--- a/tillsyn/A 875-2026 tillsynsbegäran.docx
+++ b/tillsyn/A 875-2026 tillsynsbegäran.docx
@@ -280,7 +280,7 @@
     <w:r>
       <w:tab/>
       <w:tab/>
-      <w:t>2026-09-01</w:t>
+      <w:t>2026-09-02</w:t>
       <w:br/>
       <w:br/>
     </w:r>

--- a/tillsyn/A 875-2026 tillsynsbegäran.docx
+++ b/tillsyn/A 875-2026 tillsynsbegäran.docx
@@ -280,7 +280,7 @@
     <w:r>
       <w:tab/>
       <w:tab/>
-      <w:t>2026-09-02</w:t>
+      <w:t>2026-09-03</w:t>
       <w:br/>
       <w:br/>
     </w:r>

--- a/tillsyn/A 875-2026 tillsynsbegäran.docx
+++ b/tillsyn/A 875-2026 tillsynsbegäran.docx
@@ -280,7 +280,7 @@
     <w:r>
       <w:tab/>
       <w:tab/>
-      <w:t>2026-09-03</w:t>
+      <w:t>2026-09-04</w:t>
       <w:br/>
       <w:br/>
     </w:r>

--- a/tillsyn/A 875-2026 tillsynsbegäran.docx
+++ b/tillsyn/A 875-2026 tillsynsbegäran.docx
@@ -280,7 +280,7 @@
     <w:r>
       <w:tab/>
       <w:tab/>
-      <w:t>2026-09-04</w:t>
+      <w:t>2026-09-05</w:t>
       <w:br/>
       <w:br/>
     </w:r>

--- a/tillsyn/A 875-2026 tillsynsbegäran.docx
+++ b/tillsyn/A 875-2026 tillsynsbegäran.docx
@@ -280,7 +280,7 @@
     <w:r>
       <w:tab/>
       <w:tab/>
-      <w:t>2026-09-05</w:t>
+      <w:t>2026-09-06</w:t>
       <w:br/>
       <w:br/>
     </w:r>

--- a/tillsyn/A 875-2026 tillsynsbegäran.docx
+++ b/tillsyn/A 875-2026 tillsynsbegäran.docx
@@ -280,7 +280,7 @@
     <w:r>
       <w:tab/>
       <w:tab/>
-      <w:t>2026-09-06</w:t>
+      <w:t>2026-09-07</w:t>
       <w:br/>
       <w:br/>
     </w:r>

--- a/tillsyn/A 875-2026 tillsynsbegäran.docx
+++ b/tillsyn/A 875-2026 tillsynsbegäran.docx
@@ -280,7 +280,7 @@
     <w:r>
       <w:tab/>
       <w:tab/>
-      <w:t>2026-09-07</w:t>
+      <w:t>2026-09-08</w:t>
       <w:br/>
       <w:br/>
     </w:r>

--- a/tillsyn/A 875-2026 tillsynsbegäran.docx
+++ b/tillsyn/A 875-2026 tillsynsbegäran.docx
@@ -280,7 +280,7 @@
     <w:r>
       <w:tab/>
       <w:tab/>
-      <w:t>2026-09-08</w:t>
+      <w:t>2026-09-09</w:t>
       <w:br/>
       <w:br/>
     </w:r>

--- a/tillsyn/A 875-2026 tillsynsbegäran.docx
+++ b/tillsyn/A 875-2026 tillsynsbegäran.docx
@@ -280,7 +280,7 @@
     <w:r>
       <w:tab/>
       <w:tab/>
-      <w:t>2026-09-09</w:t>
+      <w:t>2026-09-10</w:t>
       <w:br/>
       <w:br/>
     </w:r>

--- a/tillsyn/A 875-2026 tillsynsbegäran.docx
+++ b/tillsyn/A 875-2026 tillsynsbegäran.docx
@@ -280,7 +280,7 @@
     <w:r>
       <w:tab/>
       <w:tab/>
-      <w:t>2026-09-10</w:t>
+      <w:t>2026-09-11</w:t>
       <w:br/>
       <w:br/>
     </w:r>

--- a/tillsyn/A 875-2026 tillsynsbegäran.docx
+++ b/tillsyn/A 875-2026 tillsynsbegäran.docx
@@ -280,7 +280,7 @@
     <w:r>
       <w:tab/>
       <w:tab/>
-      <w:t>2026-09-11</w:t>
+      <w:t>2026-09-12</w:t>
       <w:br/>
       <w:br/>
     </w:r>
